--- a/tests/manual_samples/it-tools/output/manual.docx
+++ b/tests/manual_samples/it-tools/output/manual.docx
@@ -60,7 +60,7 @@
         <w:t xml:space="preserve">워크플로 상태: </w:t>
       </w:r>
       <w:r>
-        <w:t>검증됨 0 · 차단됨 0 · 미검증 3 · 대기 중 0</w:t>
+        <w:t>검증됨 1 · 차단됨 0 · 미검증 2 · 대기 중 0</w:t>
       </w:r>
     </w:p>
     <w:p>
@@ -155,7 +155,7 @@
         <w:t xml:space="preserve">워크플로 상태: </w:t>
       </w:r>
       <w:r>
-        <w:t>미검증</w:t>
+        <w:t>검증됨</w:t>
       </w:r>
     </w:p>
     <w:p>
@@ -197,7 +197,7 @@
         <w:t xml:space="preserve">성공 기준: </w:t>
       </w:r>
       <w:r>
-        <w:t>도구 구성 요소와 E2E 명세에서 JSON→YAML 변환 기능을 확인할 수 있다. 성공 기준은 입력한 JSON의 YAML 표현이 표시되는 것이다.</w:t>
+        <w:t>示例 JSON 输入后，输出区域显示对应 YAML。该结果已在 IT Tools 公开部署页面观察到。</w:t>
       </w:r>
     </w:p>
     <w:p>
@@ -214,17 +214,6 @@
       </w:pPr>
       <w:r>
         <w:t>IT Tools의 JSON to YAML 도구를 열 수 있다.</w:t>
-      </w:r>
-    </w:p>
-    <w:p>
-      <w:r>
-        <w:rPr>
-          <w:b/>
-        </w:rPr>
-        <w:t xml:space="preserve">설명: </w:t>
-      </w:r>
-      <w:r>
-        <w:t>고정 버전의 공개 소스 코드를 바탕으로 작성했으며 대상 앱에서 직접 조작하거나 검증하지 않았습니다.</w:t>
       </w:r>
     </w:p>
     <w:p>
@@ -266,7 +255,71 @@
         <w:t xml:space="preserve">예상 결과: </w:t>
       </w:r>
       <w:r>
-        <w:t>소스 코드 기준으로 이 메뉴 또는 선택 항목에서 작업할 수 있을 것으로 예상됩니다.</w:t>
+        <w:t>显示 JSON to YAML 工具标题和输入区域。</w:t>
+      </w:r>
+    </w:p>
+    <w:p>
+      <w:pPr>
+        <w:spacing w:after="0"/>
+      </w:pPr>
+      <w:r>
+        <w:rPr>
+          <w:b/>
+        </w:rPr>
+        <w:t xml:space="preserve">실제 결과: </w:t>
+      </w:r>
+      <w:r>
+        <w:t>已打开 JSON to YAML converter 页面，显示标题和 JSON 输入区域。</w:t>
+      </w:r>
+    </w:p>
+    <w:p>
+      <w:pPr>
+        <w:keepNext/>
+        <w:jc w:val="center"/>
+      </w:pPr>
+      <w:r>
+        <w:drawing>
+          <wp:inline xmlns:a="http://schemas.openxmlformats.org/drawingml/2006/main" xmlns:pic="http://schemas.openxmlformats.org/drawingml/2006/picture">
+            <wp:extent cx="5715000" cy="3924607"/>
+            <wp:docPr id="1" name="Picture 1" descr="https://it-tools.tech/json-to-yaml-converter | ev-it-tools-json-yaml"/>
+            <wp:cNvGraphicFramePr>
+              <a:graphicFrameLocks noChangeAspect="1"/>
+            </wp:cNvGraphicFramePr>
+            <a:graphic>
+              <a:graphicData uri="http://schemas.openxmlformats.org/drawingml/2006/picture">
+                <pic:pic>
+                  <pic:nvPicPr>
+                    <pic:cNvPr id="0" name="ev-it-tools-json-yaml.jpg"/>
+                    <pic:cNvPicPr/>
+                  </pic:nvPicPr>
+                  <pic:blipFill>
+                    <a:blip r:embed="rId10"/>
+                    <a:stretch>
+                      <a:fillRect/>
+                    </a:stretch>
+                  </pic:blipFill>
+                  <pic:spPr>
+                    <a:xfrm>
+                      <a:off x="0" y="0"/>
+                      <a:ext cx="5715000" cy="3924607"/>
+                    </a:xfrm>
+                    <a:prstGeom prst="rect"/>
+                  </pic:spPr>
+                </pic:pic>
+              </a:graphicData>
+            </a:graphic>
+          </wp:inline>
+        </w:drawing>
+      </w:r>
+    </w:p>
+    <w:p>
+      <w:pPr>
+        <w:keepLines/>
+        <w:spacing w:after="200"/>
+        <w:jc w:val="center"/>
+      </w:pPr>
+      <w:r>
+        <w:t>그림 1  https://it-tools.tech/json-to-yaml-converter</w:t>
       </w:r>
     </w:p>
     <w:p>
@@ -308,7 +361,71 @@
         <w:t xml:space="preserve">예상 결과: </w:t>
       </w:r>
       <w:r>
-        <w:t>설정이 해당 기능 구성에 저장될 것으로 예상됩니다.</w:t>
+        <w:t>输入框保留示例 JSON 内容。</w:t>
+      </w:r>
+    </w:p>
+    <w:p>
+      <w:pPr>
+        <w:spacing w:after="0"/>
+      </w:pPr>
+      <w:r>
+        <w:rPr>
+          <w:b/>
+        </w:rPr>
+        <w:t xml:space="preserve">실제 결과: </w:t>
+      </w:r>
+      <w:r>
+        <w:t>输入 {"service":"demo","enabled":true} 后，内容显示在 JSON 输入区域。</w:t>
+      </w:r>
+    </w:p>
+    <w:p>
+      <w:pPr>
+        <w:keepNext/>
+        <w:jc w:val="center"/>
+      </w:pPr>
+      <w:r>
+        <w:drawing>
+          <wp:inline xmlns:a="http://schemas.openxmlformats.org/drawingml/2006/main" xmlns:pic="http://schemas.openxmlformats.org/drawingml/2006/picture">
+            <wp:extent cx="5715000" cy="3924607"/>
+            <wp:docPr id="2" name="Picture 2" descr="https://it-tools.tech/json-to-yaml-converter | ev-it-tools-json-yaml"/>
+            <wp:cNvGraphicFramePr>
+              <a:graphicFrameLocks noChangeAspect="1"/>
+            </wp:cNvGraphicFramePr>
+            <a:graphic>
+              <a:graphicData uri="http://schemas.openxmlformats.org/drawingml/2006/picture">
+                <pic:pic>
+                  <pic:nvPicPr>
+                    <pic:cNvPr id="0" name="ev-it-tools-json-yaml.jpg"/>
+                    <pic:cNvPicPr/>
+                  </pic:nvPicPr>
+                  <pic:blipFill>
+                    <a:blip r:embed="rId10"/>
+                    <a:stretch>
+                      <a:fillRect/>
+                    </a:stretch>
+                  </pic:blipFill>
+                  <pic:spPr>
+                    <a:xfrm>
+                      <a:off x="0" y="0"/>
+                      <a:ext cx="5715000" cy="3924607"/>
+                    </a:xfrm>
+                    <a:prstGeom prst="rect"/>
+                  </pic:spPr>
+                </pic:pic>
+              </a:graphicData>
+            </a:graphic>
+          </wp:inline>
+        </w:drawing>
+      </w:r>
+    </w:p>
+    <w:p>
+      <w:pPr>
+        <w:keepLines/>
+        <w:spacing w:after="200"/>
+        <w:jc w:val="center"/>
+      </w:pPr>
+      <w:r>
+        <w:t>그림 2  https://it-tools.tech/json-to-yaml-converter</w:t>
       </w:r>
     </w:p>
     <w:p>
@@ -350,7 +467,71 @@
         <w:t xml:space="preserve">예상 결과: </w:t>
       </w:r>
       <w:r>
-        <w:t>소스 설명 기준으로 저장한 항목이 목록이나 출력 영역에 표시될 것으로 예상되며 실제 확인은 하지 않았습니다.</w:t>
+        <w:t>输出区显示等价的 YAML 文本。</w:t>
+      </w:r>
+    </w:p>
+    <w:p>
+      <w:pPr>
+        <w:spacing w:after="0"/>
+      </w:pPr>
+      <w:r>
+        <w:rPr>
+          <w:b/>
+        </w:rPr>
+        <w:t xml:space="preserve">실제 결과: </w:t>
+      </w:r>
+      <w:r>
+        <w:t>输出区域显示 service: demo 与 enabled: true 两行 YAML。</w:t>
+      </w:r>
+    </w:p>
+    <w:p>
+      <w:pPr>
+        <w:keepNext/>
+        <w:jc w:val="center"/>
+      </w:pPr>
+      <w:r>
+        <w:drawing>
+          <wp:inline xmlns:a="http://schemas.openxmlformats.org/drawingml/2006/main" xmlns:pic="http://schemas.openxmlformats.org/drawingml/2006/picture">
+            <wp:extent cx="5715000" cy="3924607"/>
+            <wp:docPr id="3" name="Picture 3" descr="https://it-tools.tech/json-to-yaml-converter | ev-it-tools-json-yaml"/>
+            <wp:cNvGraphicFramePr>
+              <a:graphicFrameLocks noChangeAspect="1"/>
+            </wp:cNvGraphicFramePr>
+            <a:graphic>
+              <a:graphicData uri="http://schemas.openxmlformats.org/drawingml/2006/picture">
+                <pic:pic>
+                  <pic:nvPicPr>
+                    <pic:cNvPr id="0" name="ev-it-tools-json-yaml.jpg"/>
+                    <pic:cNvPicPr/>
+                  </pic:nvPicPr>
+                  <pic:blipFill>
+                    <a:blip r:embed="rId10"/>
+                    <a:stretch>
+                      <a:fillRect/>
+                    </a:stretch>
+                  </pic:blipFill>
+                  <pic:spPr>
+                    <a:xfrm>
+                      <a:off x="0" y="0"/>
+                      <a:ext cx="5715000" cy="3924607"/>
+                    </a:xfrm>
+                    <a:prstGeom prst="rect"/>
+                  </pic:spPr>
+                </pic:pic>
+              </a:graphicData>
+            </a:graphic>
+          </wp:inline>
+        </w:drawing>
+      </w:r>
+    </w:p>
+    <w:p>
+      <w:pPr>
+        <w:keepLines/>
+        <w:spacing w:after="200"/>
+        <w:jc w:val="center"/>
+      </w:pPr>
+      <w:r>
+        <w:t>그림 3  https://it-tools.tech/json-to-yaml-converter</w:t>
       </w:r>
     </w:p>
     <w:p>
@@ -1050,7 +1231,15 @@
         <w:pStyle w:val="ListBullet"/>
       </w:pPr>
       <w:r>
-        <w:t>이 안내서는 고정 커밋의 공개 소스 코드를 바탕으로 작성했습니다. 실행 중인 앱 화면에서 절차를 수행하지 않았으며 스크린샷 증거도 없습니다. 메뉴 위치, 필드 표시 및 실행 결과는 대상 환경에서 확인해야 합니다.</w:t>
+        <w:t>本手册的源码索引固定到 commit d505845f918e946ec300af7b36efc107e2f66e9e；实测截图取自 IT Tools 公开部署页面，部署版本未与固定源码 commit 对齐。</w:t>
+      </w:r>
+    </w:p>
+    <w:p>
+      <w:pPr>
+        <w:pStyle w:val="ListBullet"/>
+      </w:pPr>
+      <w:r>
+        <w:t>仅 JSON→YAML 转换流程已在公开部署页面观察并截图验证；文本哈希和 QR 码流程仍为源码候选，未经界面操作验证。</w:t>
       </w:r>
     </w:p>
     <w:sectPr>

--- a/tests/manual_samples/it-tools/output/manual.docx
+++ b/tests/manual_samples/it-tools/output/manual.docx
@@ -197,7 +197,7 @@
         <w:t xml:space="preserve">성공 기준: </w:t>
       </w:r>
       <w:r>
-        <w:t>示例 JSON 输入后，输出区域显示对应 YAML。该结果已在 IT Tools 公开部署页面观察到。</w:t>
+        <w:t>예시 JSON을 입력하면 출력 영역에 해당 YAML이 표시된다. 이 결과는 IT Tools 공개 배포 페이지에서 관찰했다.</w:t>
       </w:r>
     </w:p>
     <w:p>
@@ -255,7 +255,7 @@
         <w:t xml:space="preserve">예상 결과: </w:t>
       </w:r>
       <w:r>
-        <w:t>显示 JSON to YAML 工具标题和输入区域。</w:t>
+        <w:t>JSON to YAML 도구의 제목과 입력 영역이 표시된다.</w:t>
       </w:r>
     </w:p>
     <w:p>
@@ -269,7 +269,7 @@
         <w:t xml:space="preserve">실제 결과: </w:t>
       </w:r>
       <w:r>
-        <w:t>已打开 JSON to YAML converter 页面，显示标题和 JSON 输入区域。</w:t>
+        <w:t>JSON to YAML converter 페이지를 열어 제목과 JSON 입력 영역을 확인했다.</w:t>
       </w:r>
     </w:p>
     <w:p>
@@ -361,7 +361,7 @@
         <w:t xml:space="preserve">예상 결과: </w:t>
       </w:r>
       <w:r>
-        <w:t>输入框保留示例 JSON 内容。</w:t>
+        <w:t>입력란에 예시 JSON 내용이 유지된다.</w:t>
       </w:r>
     </w:p>
     <w:p>
@@ -375,7 +375,7 @@
         <w:t xml:space="preserve">실제 결과: </w:t>
       </w:r>
       <w:r>
-        <w:t>输入 {"service":"demo","enabled":true} 后，内容显示在 JSON 输入区域。</w:t>
+        <w:t>{"service":"demo","enabled":true}를 입력한 뒤 JSON 입력 영역에 내용이 표시되는 것을 확인했다.</w:t>
       </w:r>
     </w:p>
     <w:p>
@@ -467,7 +467,7 @@
         <w:t xml:space="preserve">예상 결과: </w:t>
       </w:r>
       <w:r>
-        <w:t>输出区显示等价的 YAML 文本。</w:t>
+        <w:t>출력 영역에 동등한 YAML 텍스트가 표시된다.</w:t>
       </w:r>
     </w:p>
     <w:p>
@@ -481,7 +481,7 @@
         <w:t xml:space="preserve">실제 결과: </w:t>
       </w:r>
       <w:r>
-        <w:t>输出区域显示 service: demo 与 enabled: true 两行 YAML。</w:t>
+        <w:t>출력 영역에 service: demo와 enabled: true의 YAML 두 줄이 표시되는 것을 확인했다.</w:t>
       </w:r>
     </w:p>
     <w:p>
@@ -1231,7 +1231,7 @@
         <w:pStyle w:val="ListBullet"/>
       </w:pPr>
       <w:r>
-        <w:t>本手册的源码索引固定到 commit d505845f918e946ec300af7b36efc107e2f66e9e；实测截图取自 IT Tools 公开部署页面，部署版本未与固定源码 commit 对齐。</w:t>
+        <w:t>이 설명서의 소스 코드 색인은 commit d505845f918e946ec300af7b36efc107e2f66e9e에 고정되어 있다. 실제 스크린샷은 IT Tools 공개 배포 페이지에서 가져왔으며 배포 버전과 고정한 소스 commit의 일치 여부는 확인하지 못했다.</w:t>
       </w:r>
     </w:p>
     <w:p>
@@ -1239,7 +1239,7 @@
         <w:pStyle w:val="ListBullet"/>
       </w:pPr>
       <w:r>
-        <w:t>仅 JSON→YAML 转换流程已在公开部署页面观察并截图验证；文本哈希和 QR 码流程仍为源码候选，未经界面操作验证。</w:t>
+        <w:t>JSON→YAML 변환 흐름만 공개 배포 페이지에서 관찰하고 스크린샷으로 검증했다. 텍스트 해시와 QR 코드 흐름은 소스 코드에서 추린 후보이며 UI에서 실제로 실행해 검증하지 않았다.</w:t>
       </w:r>
     </w:p>
     <w:sectPr>
